--- a/roteiros/lito-sousa-morte/LitoSousa40_Roteiro_Completo.docx
+++ b/roteiros/lito-sousa-morte/LitoSousa40_Roteiro_Completo.docx
@@ -2063,7 +2063,7 @@
         <w:rPr>
           <w:color w:val="000000"/>
         </w:rPr>
-        <w:t>Em setembro, deitado em casa, ele disse que ia ser o primeiro a controlar aquela doença no mundo.</w:t>
+        <w:t>Em setembro, já em casa, ele disse que ia ser o primeiro a controlar aquela doença no mundo.</w:t>
       </w:r>
     </w:p>
     <w:p>
@@ -2127,7 +2127,7 @@
         <w:rPr>
           <w:color w:val="000000"/>
         </w:rPr>
-        <w:t>Ela lembra do medo que tinha. Mila tinha pavor de voar. O homem que passou a vida tirando o medo dos outros tirou o dela também.</w:t>
+        <w:t>Ela lembra do medo que tinha. Mila tinha muito medo de voar. O homem que passou a vida tirando o medo dos outros tirou o dela também.</w:t>
       </w:r>
     </w:p>
     <w:p>
@@ -2231,7 +2231,7 @@
         <w:rPr>
           <w:color w:val="000000"/>
         </w:rPr>
-        <w:t>O homem que passou a vida inteira ensinando o Brasil a olhar para cima sem medo deixou essa última instrução.</w:t>
+        <w:t>O homem que passou a vida ensinando o Brasil a olhar para cima sem medo recebeu, na voz da esposa, essa última frase.</w:t>
       </w:r>
     </w:p>
     <w:p>
@@ -2287,7 +2287,7 @@
         <w:rPr>
           <w:color w:val="000000"/>
         </w:rPr>
-        <w:t>Mila trabalhou anos sem folga. Lito fazia planos para janeiro. Um menino de sete anos esperava o pai para jogar bola.</w:t>
+        <w:t>Mila trabalhou anos sem folga. Lito fazia planos para janeiro, e um menino de sete anos esperava o pai para jogar bola.</w:t>
       </w:r>
     </w:p>
     <w:p>
@@ -2311,7 +2311,7 @@
         <w:rPr>
           <w:color w:val="000000"/>
         </w:rPr>
-        <w:t>Lito sabia disso melhor do que ninguém. Foi justamente por isso que, naquele vídeo de julho, antes de qualquer coisa, ele fez um pedido aos seguidores.</w:t>
+        <w:t>Lito sabia disso. Naquele mesmo vídeo de julho, ele fez um pedido aos seguidores.</w:t>
       </w:r>
     </w:p>
     <w:p>

--- a/roteiros/lito-sousa-morte/LitoSousa40_Roteiro_Completo.docx
+++ b/roteiros/lito-sousa-morte/LitoSousa40_Roteiro_Completo.docx
@@ -71,7 +71,7 @@
         <w:rPr>
           <w:color w:val="000000"/>
         </w:rPr>
-        <w:t>Aos dezenove anos, entrou num curso técnico da Força Aérea Brasileira. Aprendeu a abrir motores e a procurar o defeito escondido que ninguém mais via.</w:t>
+        <w:t>Aos dezenove anos, entrou num curso técnico da Força Aérea Brasileira. Aprendeu a abrir motores e a procurar o defeito escondido dentro de cada peça.</w:t>
       </w:r>
     </w:p>
     <w:p>
@@ -335,7 +335,7 @@
         <w:rPr>
           <w:color w:val="000000"/>
         </w:rPr>
-        <w:t>Os médicos fizeram exames neurológicos e encontraram uma inflamação no sistema nervoso central. Ninguém sabia a causa.</w:t>
+        <w:t>Os médicos fizeram exames neurológicos e encontraram uma inflamação no sistema nervoso central. A causa continuava um mistério.</w:t>
       </w:r>
     </w:p>
     <w:p>
@@ -839,7 +839,7 @@
         <w:rPr>
           <w:color w:val="C00000"/>
         </w:rPr>
-        <w:t>Para aquele frasco chegar até Lito, iam ser necessárias uma decisão inédita do governo brasileiro, uma madrugada inteira num aeroporto e um helicóptero esperando na pista. E, mesmo depois de tudo isso, ninguém no mundo sabia o que ia acontecer quando a primeira dose entrasse no corpo dele.</w:t>
+        <w:t>Para aquele frasco chegar até Lito, iam ser necessárias uma decisão inédita do governo brasileiro, uma madrugada inteira num aeroporto e um helicóptero esperando na pista. E, mesmo depois de tudo isso, nenhum médico do mundo sabia o que ia acontecer quando a primeira dose entrasse no corpo dele.</w:t>
       </w:r>
     </w:p>
     <w:p>
@@ -1095,7 +1095,7 @@
         <w:rPr>
           <w:color w:val="000000"/>
         </w:rPr>
-        <w:t>Quando o remédio finalmente chegou, Lito já estava de volta ao Einstein, sob cuidados intensivos. E ninguém sabia quantos dias ainda restavam.</w:t>
+        <w:t>Quando o remédio finalmente chegou, Lito já estava de volta ao Einstein, sob cuidados intensivos.</w:t>
       </w:r>
     </w:p>
     <w:p>
@@ -1207,7 +1207,15 @@
         <w:rPr>
           <w:color w:val="000000"/>
         </w:rPr>
-        <w:t>Imagine a cena.</w:t>
+        <w:t>Uma caixa pequena cruzando o céu de São Paulo. E, num quarto de hospital, uma família contando os minutos, sem saber se aquilo ainda ia chegar a tempo.</w:t>
+      </w:r>
+    </w:p>
+    <w:p>
+      <w:r>
+        <w:rPr>
+          <w:color w:val="C00000"/>
+        </w:rPr>
+        <w:t>E a resposta sobre o que aquele frasco fez dentro do corpo de Lito não veio de nenhum médico. Veio da esposa dele, dias depois, num vídeo. Com uma frase que deixou milhões de brasileiros sem saber se podiam ter esperança.</w:t>
       </w:r>
     </w:p>
     <w:p>
@@ -1215,7 +1223,119 @@
         <w:rPr>
           <w:color w:val="000000"/>
         </w:rPr>
-        <w:t>Uma caixa pequena cruzando o céu de São Paulo. E, num quarto de hospital, uma família contando os minutos, sem saber se aquilo ainda ia chegar a tempo.</w:t>
+        <w:t>A caixa chegou ao hospital. Os médicos prepararam a aplicação.</w:t>
+      </w:r>
+    </w:p>
+    <w:p>
+      <w:r>
+        <w:rPr>
+          <w:color w:val="000000"/>
+        </w:rPr>
+        <w:t>Desde o vídeo em que Mila contou o diagnóstico, tinham se passado vinte e dois dias. Vinte e dois dias de portas fechadas, telefonemas e espera.</w:t>
+      </w:r>
+    </w:p>
+    <w:p>
+      <w:r>
+        <w:rPr>
+          <w:color w:val="000000"/>
+        </w:rPr>
+        <w:t>Ninguém naquele hospital sabia. Mas, a partir daquela madrugada, restavam a Lito dezenove dias.</w:t>
+      </w:r>
+    </w:p>
+    <w:p>
+      <w:r>
+        <w:rPr>
+          <w:color w:val="000000"/>
+        </w:rPr>
+        <w:t>Num quarto do Einstein, o remédio entrou no corpo de Lito.</w:t>
+      </w:r>
+    </w:p>
+    <w:p>
+      <w:r>
+        <w:rPr>
+          <w:color w:val="000000"/>
+        </w:rPr>
+        <w:t>Pela primeira vez na história, um paciente com a doença de Creutzfeldt-Jakob recebia o ALN-6457.</w:t>
+      </w:r>
+    </w:p>
+    <w:p>
+      <w:r>
+        <w:rPr>
+          <w:color w:val="000000"/>
+        </w:rPr>
+        <w:t>Lito Sousa, o mecânico nascido em Natal, virou o primeiro ser humano do mundo a experimentar aquele remédio.</w:t>
+      </w:r>
+    </w:p>
+    <w:p>
+      <w:r>
+        <w:rPr>
+          <w:color w:val="1F4EB4"/>
+        </w:rPr>
+        <w:t>Os fãs esperaram notícias durante dias. Até que Mila falou.</w:t>
+      </w:r>
+    </w:p>
+    <w:p>
+      <w:r>
+        <w:rPr>
+          <w:color w:val="1F4EB4"/>
+        </w:rPr>
+        <w:t>"Eu não tenho uma resposta de desfecho para vocês. O Lito recebeu a medicação e não teve intercorrências da medicação."</w:t>
+      </w:r>
+    </w:p>
+    <w:p>
+      <w:r>
+        <w:rPr>
+          <w:color w:val="1F4EB4"/>
+        </w:rPr>
+        <w:t>O remédio não tinha feito mal a ele. Mas ninguém podia dizer se estava fazendo bem.</w:t>
+      </w:r>
+    </w:p>
+    <w:p>
+      <w:r>
+        <w:rPr>
+          <w:color w:val="1F4EB4"/>
+        </w:rPr>
+        <w:t>Lito continuava estável dentro do quadro. Continuava no hospital. Segundo Mila, por causa do avanço da doença, e não por causa do medicamento.</w:t>
+      </w:r>
+    </w:p>
+    <w:p>
+      <w:r>
+        <w:rPr>
+          <w:color w:val="1F4EB4"/>
+        </w:rPr>
+        <w:t>Essa era a resposta mais honesta que a família podia dar. E era a mais cruel também. Porque deixava todo mundo pendurado no meio do caminho.</w:t>
+      </w:r>
+    </w:p>
+    <w:p>
+      <w:r>
+        <w:rPr>
+          <w:color w:val="000000"/>
+        </w:rPr>
+        <w:t>Do outro lado da tela, milhões de brasileiros esperavam um milagre.</w:t>
+      </w:r>
+    </w:p>
+    <w:p>
+      <w:r>
+        <w:rPr>
+          <w:color w:val="000000"/>
+        </w:rPr>
+        <w:t>E foi exatamente esse desejo por um milagre que abriu a porta para o lado mais sombrio dessa história.</w:t>
+      </w:r>
+    </w:p>
+    <w:p>
+      <w:r>
+        <w:rPr>
+          <w:color w:val="1F4EB4"/>
+        </w:rPr>
+        <w:t>Enquanto a família esperava o remédio fazer efeito, a internet começou a atacar. E o alvo passou a ser a mulher que não saía do lado dele.</w:t>
+      </w:r>
+    </w:p>
+    <w:p>
+      <w:r>
+        <w:rPr>
+          <w:color w:val="1F4EB4"/>
+        </w:rPr>
+        <w:t>Nos dias seguintes, ainda ia circular uma notícia falsa que fez muita gente comemorar. E um vídeo com o rosto e a voz de Lito, que ele nunca gravou.</w:t>
       </w:r>
     </w:p>
     <w:p>
@@ -1223,7 +1343,7 @@
         <w:rPr>
           <w:color w:val="C00000"/>
         </w:rPr>
-        <w:t>E a resposta sobre o que aquele frasco fez dentro do corpo de Lito não veio de nenhum médico. Veio da esposa dele, dias depois, num vídeo. Com uma frase que deixou milhões de brasileiros sem saber se podiam ter esperança.</w:t>
+        <w:t>O que aconteceu com Mila nas semanas seguintes mostra até onde as pessoas são capazes de ir quando estão do outro lado de uma tela. E a frase que ela disse, no meio desse ataque, fez muita gente perder a cabeça.</w:t>
       </w:r>
     </w:p>
     <w:p>
@@ -1231,7 +1351,7 @@
         <w:rPr>
           <w:color w:val="000000"/>
         </w:rPr>
-        <w:t>A caixa chegou ao hospital. Os médicos prepararam a aplicação.</w:t>
+        <w:t>Por volta de vinte e um de setembro.</w:t>
       </w:r>
     </w:p>
     <w:p>
@@ -1239,7 +1359,7 @@
         <w:rPr>
           <w:color w:val="000000"/>
         </w:rPr>
-        <w:t>Desde o vídeo em que Mila contou o diagnóstico, tinham se passado vinte e dois dias. Vinte e dois dias de portas fechadas, telefonemas e espera.</w:t>
+        <w:t>Nove dias depois da primeira dose.</w:t>
       </w:r>
     </w:p>
     <w:p>
@@ -1247,7 +1367,7 @@
         <w:rPr>
           <w:color w:val="000000"/>
         </w:rPr>
-        <w:t>Ninguém naquele hospital sabia. Mas, a partir daquela madrugada, restavam a Lito dezenove dias.</w:t>
+        <w:t>Mila apareceu nas redes com um anúncio que pegou muita gente de surpresa.</w:t>
       </w:r>
     </w:p>
     <w:p>
@@ -1255,7 +1375,7 @@
         <w:rPr>
           <w:color w:val="000000"/>
         </w:rPr>
-        <w:t>Num quarto do Einstein, o remédio entrou no corpo de Lito.</w:t>
+        <w:t>Ia vender o carro da família.</w:t>
       </w:r>
     </w:p>
     <w:p>
@@ -1263,7 +1383,7 @@
         <w:rPr>
           <w:color w:val="000000"/>
         </w:rPr>
-        <w:t>Pela primeira vez na história, um paciente com a doença de Creutzfeldt-Jakob recebia o ALN-6457.</w:t>
+        <w:t>Ela explicou que o dinheiro ia ajudar a pagar o tratamento do marido. Que preferia fazer isso a recorrer a rifas ou campanhas. Diante da nova realidade da família, o carro tinha deixado de ser prioridade.</w:t>
       </w:r>
     </w:p>
     <w:p>
@@ -1271,7 +1391,367 @@
         <w:rPr>
           <w:color w:val="000000"/>
         </w:rPr>
-        <w:t>Lito Sousa, o mecânico nascido em Natal, virou o primeiro ser humano do mundo a experimentar aquele remédio.</w:t>
+        <w:t>Um carro anunciado à venda. Poucos meses antes, aquela família fazia planos para o aniversário de sessenta anos de Lito.</w:t>
+      </w:r>
+    </w:p>
+    <w:p>
+      <w:r>
+        <w:rPr>
+          <w:color w:val="000000"/>
+        </w:rPr>
+        <w:t>Era um gesto simples. E, para muita gente, foi um gesto bonito.</w:t>
+      </w:r>
+    </w:p>
+    <w:p>
+      <w:r>
+        <w:rPr>
+          <w:color w:val="000000"/>
+        </w:rPr>
+        <w:t>Mas uma parte da internet enxergou outra coisa.</w:t>
+      </w:r>
+    </w:p>
+    <w:p>
+      <w:r>
+        <w:rPr>
+          <w:color w:val="C00000"/>
+        </w:rPr>
+        <w:t>E o que essa parte da internet fez com aquele anúncio é uma das coisas mais sujas dessa história inteira. Porque, em vez de ajudar, muita gente resolveu vasculhar o bolso de uma família em desespero.</w:t>
+      </w:r>
+    </w:p>
+    <w:p>
+      <w:r>
+        <w:rPr>
+          <w:color w:val="000000"/>
+        </w:rPr>
+        <w:t>Começou a circular um boato.</w:t>
+      </w:r>
+    </w:p>
+    <w:p>
+      <w:r>
+        <w:rPr>
+          <w:color w:val="000000"/>
+        </w:rPr>
+        <w:t>Lito seria dono de um relógio de setecentos mil reais.</w:t>
+      </w:r>
+    </w:p>
+    <w:p>
+      <w:r>
+        <w:rPr>
+          <w:color w:val="000000"/>
+        </w:rPr>
+        <w:t>Nenhuma foto do tal relógio apareceu. Mesmo assim, os comentários se multiplicaram.</w:t>
+      </w:r>
+    </w:p>
+    <w:p>
+      <w:r>
+        <w:rPr>
+          <w:color w:val="000000"/>
+        </w:rPr>
+        <w:t>Diziam que a família tinha dinheiro de sobra. Que, com tanto dinheiro, tudo ficava mais fácil.</w:t>
+      </w:r>
+    </w:p>
+    <w:p>
+      <w:r>
+        <w:rPr>
+          <w:color w:val="000000"/>
+        </w:rPr>
+        <w:t>Mila precisou parar o que estava fazendo para desmentir.</w:t>
+      </w:r>
+    </w:p>
+    <w:p>
+      <w:r>
+        <w:rPr>
+          <w:color w:val="000000"/>
+        </w:rPr>
+        <w:t>Disse que o marido nunca teve nenhum perfil ligado a luxo ou ostentação.</w:t>
+      </w:r>
+    </w:p>
+    <w:p>
+      <w:r>
+        <w:rPr>
+          <w:color w:val="000000"/>
+        </w:rPr>
+        <w:t>E deixou uma frase que resumia o tamanho do que ela estava vivendo.</w:t>
+      </w:r>
+    </w:p>
+    <w:p>
+      <w:r>
+        <w:rPr>
+          <w:color w:val="000000"/>
+        </w:rPr>
+        <w:t>"Hoje, minha maior moeda de troca é o tempo."</w:t>
+      </w:r>
+    </w:p>
+    <w:p>
+      <w:r>
+        <w:rPr>
+          <w:color w:val="000000"/>
+        </w:rPr>
+        <w:t>O tempo.</w:t>
+      </w:r>
+    </w:p>
+    <w:p>
+      <w:r>
+        <w:rPr>
+          <w:color w:val="000000"/>
+        </w:rPr>
+        <w:t>A única coisa que dinheiro nenhum compraria para Lito.</w:t>
+      </w:r>
+    </w:p>
+    <w:p>
+      <w:r>
+        <w:rPr>
+          <w:color w:val="000000"/>
+        </w:rPr>
+        <w:t>Em outra publicação, Mila fez uma confissão.</w:t>
+      </w:r>
+    </w:p>
+    <w:p>
+      <w:r>
+        <w:rPr>
+          <w:color w:val="000000"/>
+        </w:rPr>
+        <w:t>"Trabalhei muito nos últimos anos. Não tinha sábado, domingo ou feriado."</w:t>
+      </w:r>
+    </w:p>
+    <w:p>
+      <w:r>
+        <w:rPr>
+          <w:color w:val="000000"/>
+        </w:rPr>
+        <w:t>Contou que a doença do marido tinha ensinado a ela uma coisa difícil de aprender desse jeito. Que a vida não avisa quanto tempo vai durar.</w:t>
+      </w:r>
+    </w:p>
+    <w:p>
+      <w:r>
+        <w:rPr>
+          <w:color w:val="000000"/>
+        </w:rPr>
+        <w:t>"A gente não tem essa previsibilidade."</w:t>
+      </w:r>
+    </w:p>
+    <w:p>
+      <w:r>
+        <w:rPr>
+          <w:color w:val="C00000"/>
+        </w:rPr>
+        <w:t>Imagine trabalhar anos sem folga, achando que um dia ia sobrar tempo para descansar ao lado de quem você ama. E descobrir, num quarto de hospital, que esse dia nunca vai chegar. Era isso que Mila estava contando ao Brasil. E mesmo assim ela ainda ia ser atacada de novo.</w:t>
+      </w:r>
+    </w:p>
+    <w:p>
+      <w:r>
+        <w:rPr>
+          <w:color w:val="000000"/>
+        </w:rPr>
+        <w:t>Os médicos tinham alertado Mila sobre uma coisa.</w:t>
+      </w:r>
+    </w:p>
+    <w:p>
+      <w:r>
+        <w:rPr>
+          <w:color w:val="000000"/>
+        </w:rPr>
+        <w:t>Ela tinha nome.</w:t>
+      </w:r>
+    </w:p>
+    <w:p>
+      <w:r>
+        <w:rPr>
+          <w:color w:val="000000"/>
+        </w:rPr>
+        <w:t>Síndrome do cuidador.</w:t>
+      </w:r>
+    </w:p>
+    <w:p>
+      <w:r>
+        <w:rPr>
+          <w:color w:val="000000"/>
+        </w:rPr>
+        <w:t>Acontece quando quem cuida de um doente grave para de dormir, para de comer direito e, aos poucos, adoece também.</w:t>
+      </w:r>
+    </w:p>
+    <w:p>
+      <w:r>
+        <w:rPr>
+          <w:color w:val="000000"/>
+        </w:rPr>
+        <w:t>Mila vivia indo e voltando do hospital, enquanto cuidava do filho pequeno e do trabalho.</w:t>
+      </w:r>
+    </w:p>
+    <w:p>
+      <w:r>
+        <w:rPr>
+          <w:color w:val="000000"/>
+        </w:rPr>
+        <w:t>Numa publicação, ela falou disso com uma sinceridade que pouca gente esperava.</w:t>
+      </w:r>
+    </w:p>
+    <w:p>
+      <w:r>
+        <w:rPr>
+          <w:color w:val="000000"/>
+        </w:rPr>
+        <w:t>No meio do desabafo, escreveu algo que acendeu a fúria de muita gente.</w:t>
+      </w:r>
+    </w:p>
+    <w:p>
+      <w:r>
+        <w:rPr>
+          <w:color w:val="000000"/>
+        </w:rPr>
+        <w:t>"Eu perdi o direito de adoecer. Até de morrer."</w:t>
+      </w:r>
+    </w:p>
+    <w:p>
+      <w:r>
+        <w:rPr>
+          <w:color w:val="000000"/>
+        </w:rPr>
+        <w:t>As críticas vieram em peso.</w:t>
+      </w:r>
+    </w:p>
+    <w:p>
+      <w:r>
+        <w:rPr>
+          <w:color w:val="000000"/>
+        </w:rPr>
+        <w:t>Parte dos comentários acusou Mila de ingratidão. Outros foram buscar os votos do casamento. Disseram que ela estava reclamando de cuidar do próprio marido.</w:t>
+      </w:r>
+    </w:p>
+    <w:p>
+      <w:r>
+        <w:rPr>
+          <w:color w:val="000000"/>
+        </w:rPr>
+        <w:t>Uma mulher que tinha acabado de anunciar a venda do carro para pagar o tratamento estava sendo julgada por milhares de desconhecidos por admitir que estava exausta.</w:t>
+      </w:r>
+    </w:p>
+    <w:p>
+      <w:r>
+        <w:rPr>
+          <w:color w:val="000000"/>
+        </w:rPr>
+        <w:t>Outra parte das pessoas saiu em defesa dela. Lembrou que Mila tinha virado, de uma hora para outra, a única pessoa a sustentar a casa, cuidar do filho e acompanhar o marido no hospital.</w:t>
+      </w:r>
+    </w:p>
+    <w:p>
+      <w:r>
+        <w:rPr>
+          <w:color w:val="000000"/>
+        </w:rPr>
+        <w:t>Mas o estrago já estava feito.</w:t>
+      </w:r>
+    </w:p>
+    <w:p>
+      <w:r>
+        <w:rPr>
+          <w:color w:val="C00000"/>
+        </w:rPr>
+        <w:t>E o pior ainda nem tinha chegado. Porque, poucos dias depois, alguém espalhou uma notícia que parecia a melhor de todas. E foi exatamente essa notícia que mais machucou a família.</w:t>
+      </w:r>
+    </w:p>
+    <w:p>
+      <w:r>
+        <w:rPr>
+          <w:color w:val="000000"/>
+        </w:rPr>
+        <w:t>Vinte e três de setembro.</w:t>
+      </w:r>
+    </w:p>
+    <w:p>
+      <w:r>
+        <w:rPr>
+          <w:color w:val="000000"/>
+        </w:rPr>
+        <w:t>Onze dias depois da primeira dose.</w:t>
+      </w:r>
+    </w:p>
+    <w:p>
+      <w:r>
+        <w:rPr>
+          <w:color w:val="000000"/>
+        </w:rPr>
+        <w:t>Mila gravou uma atualização.</w:t>
+      </w:r>
+    </w:p>
+    <w:p>
+      <w:r>
+        <w:rPr>
+          <w:color w:val="000000"/>
+        </w:rPr>
+        <w:t>"Por enquanto, não tenho nenhuma notícia com mudanças para trazer para vocês. É algo com que a gente precisa ter muita paciência, porque a velocidade da doença é um ritmo muito grande, e a velocidade do remédio é outro ritmo completamente diferente."</w:t>
+      </w:r>
+    </w:p>
+    <w:p>
+      <w:r>
+        <w:rPr>
+          <w:color w:val="000000"/>
+        </w:rPr>
+        <w:t>Duas velocidades.</w:t>
+      </w:r>
+    </w:p>
+    <w:p>
+      <w:r>
+        <w:rPr>
+          <w:color w:val="000000"/>
+        </w:rPr>
+        <w:t>Lito passou a vida explicando como um avião se mantém no ar. É sempre uma disputa de forças. Se o peso vence a sustentação, o avião não sobe.</w:t>
+      </w:r>
+    </w:p>
+    <w:p>
+      <w:r>
+        <w:rPr>
+          <w:color w:val="000000"/>
+        </w:rPr>
+        <w:t>Agora, dentro do corpo dele, duas forças disputavam o mesmo espaço. E a doença era muito mais rápida.</w:t>
+      </w:r>
+    </w:p>
+    <w:p>
+      <w:r>
+        <w:rPr>
+          <w:color w:val="000000"/>
+        </w:rPr>
+        <w:t>Nos dias seguintes, começou a circular nas redes uma publicação.</w:t>
+      </w:r>
+    </w:p>
+    <w:p>
+      <w:r>
+        <w:rPr>
+          <w:color w:val="000000"/>
+        </w:rPr>
+        <w:t>Dizia que Lito tinha recuperado os movimentos de uma das mãos.</w:t>
+      </w:r>
+    </w:p>
+    <w:p>
+      <w:r>
+        <w:rPr>
+          <w:color w:val="000000"/>
+        </w:rPr>
+        <w:t>A notícia correu entre os fãs. Muitos agradeceram a Deus nos comentários e disseram que o remédio tinha funcionado.</w:t>
+      </w:r>
+    </w:p>
+    <w:p>
+      <w:r>
+        <w:rPr>
+          <w:color w:val="000000"/>
+        </w:rPr>
+        <w:t>Por um momento, muita gente acreditou num milagre.</w:t>
+      </w:r>
+    </w:p>
+    <w:p>
+      <w:r>
+        <w:rPr>
+          <w:color w:val="000000"/>
+        </w:rPr>
+        <w:t>Nada daquilo era verdade.</w:t>
+      </w:r>
+    </w:p>
+    <w:p>
+      <w:r>
+        <w:rPr>
+          <w:color w:val="C00000"/>
+        </w:rPr>
+        <w:t>Pense por um momento no que é estar ao lado de um leito, vendo o marido piorar, e abrir o celular para ler que ele está melhorando. Foi isso que aconteceu com Mila. E a resposta dela foi a mais dura que ela deu em todos esses dias.</w:t>
       </w:r>
     </w:p>
     <w:p>
@@ -1279,7 +1759,7 @@
         <w:rPr>
           <w:color w:val="1F4EB4"/>
         </w:rPr>
-        <w:t>Os fãs esperaram notícias durante dias. Até que Mila falou.</w:t>
+        <w:t>Vinte e cinco de setembro.</w:t>
       </w:r>
     </w:p>
     <w:p>
@@ -1287,7 +1767,7 @@
         <w:rPr>
           <w:color w:val="1F4EB4"/>
         </w:rPr>
-        <w:t>"Eu não tenho uma resposta de desfecho para vocês. O Lito recebeu a medicação e não teve intercorrências da medicação."</w:t>
+        <w:t>Mila apareceu nos stories do Instagram. A voz estava embargada.</w:t>
       </w:r>
     </w:p>
     <w:p>
@@ -1295,7 +1775,7 @@
         <w:rPr>
           <w:color w:val="1F4EB4"/>
         </w:rPr>
-        <w:t>O remédio não tinha feito mal a ele. Mas ninguém podia dizer se estava fazendo bem.</w:t>
+        <w:t>"Eu não sei quem começa a inventar essas histórias. Eu não falei isso em nenhum momento."</w:t>
       </w:r>
     </w:p>
     <w:p>
@@ -1303,7 +1783,7 @@
         <w:rPr>
           <w:color w:val="1F4EB4"/>
         </w:rPr>
-        <w:t>Lito continuava estável dentro do quadro. Continuava no hospital. Segundo Mila, por causa do avanço da doença, e não por causa do medicamento.</w:t>
+        <w:t>"Dói para a gente que tá aqui como família, vivenciando coisas difíceis, ficar lendo coisas que não são verdadeiras."</w:t>
       </w:r>
     </w:p>
     <w:p>
@@ -1311,7 +1791,111 @@
         <w:rPr>
           <w:color w:val="1F4EB4"/>
         </w:rPr>
-        <w:t>Essa era a resposta mais honesta que a família podia dar. E era a mais cruel também. Porque deixava todo mundo pendurado no meio do caminho.</w:t>
+        <w:t>E, no fim, disse a frase que derrubou a esperança de muita gente.</w:t>
+      </w:r>
+    </w:p>
+    <w:p>
+      <w:r>
+        <w:rPr>
+          <w:color w:val="1F4EB4"/>
+        </w:rPr>
+        <w:t>"Não tem nenhuma melhora, gente. Zero. A situação continua complicada."</w:t>
+      </w:r>
+    </w:p>
+    <w:p>
+      <w:r>
+        <w:rPr>
+          <w:color w:val="1F4EB4"/>
+        </w:rPr>
+        <w:t>Zero.</w:t>
+      </w:r>
+    </w:p>
+    <w:p>
+      <w:r>
+        <w:rPr>
+          <w:color w:val="1F4EB4"/>
+        </w:rPr>
+        <w:t>Treze dias depois do remédio inédito, a resposta era zero.</w:t>
+      </w:r>
+    </w:p>
+    <w:p>
+      <w:r>
+        <w:rPr>
+          <w:color w:val="1F4EB4"/>
+        </w:rPr>
+        <w:t>Três dias depois desse zero, o perfil de Lito publicou um vídeo novo.</w:t>
+      </w:r>
+    </w:p>
+    <w:p>
+      <w:r>
+        <w:rPr>
+          <w:color w:val="1F4EB4"/>
+        </w:rPr>
+        <w:t>Segunda-feira, vinte e oito de setembro.</w:t>
+      </w:r>
+    </w:p>
+    <w:p>
+      <w:r>
+        <w:rPr>
+          <w:color w:val="1F4EB4"/>
+        </w:rPr>
+        <w:t>O assunto era o Domingo Aéreo, um evento gratuito da Força Aérea Brasileira no Campo de Marte, em São Paulo. Aviões no céu. Famílias inteiras olhando para cima.</w:t>
+      </w:r>
+    </w:p>
+    <w:p>
+      <w:r>
+        <w:rPr>
+          <w:color w:val="1F4EB4"/>
+        </w:rPr>
+        <w:t>O mundo de Lito.</w:t>
+      </w:r>
+    </w:p>
+    <w:p>
+      <w:r>
+        <w:rPr>
+          <w:color w:val="1F4EB4"/>
+        </w:rPr>
+        <w:t>E lá estava ele.</w:t>
+      </w:r>
+    </w:p>
+    <w:p>
+      <w:r>
+        <w:rPr>
+          <w:color w:val="1F4EB4"/>
+        </w:rPr>
+        <w:t>Falando com a voz firme. Com o rosto tranquilo de sempre. Perguntando aos seguidores quem tinha ido ao evento e qual tinha sido o momento mais empolgante.</w:t>
+      </w:r>
+    </w:p>
+    <w:p>
+      <w:r>
+        <w:rPr>
+          <w:color w:val="1F4EB4"/>
+        </w:rPr>
+        <w:t>Por alguns segundos, muita gente achou que estava vendo o milagre que a notícia falsa tinha prometido. Alguns comentários comemoraram. Outros perguntaram se o remédio tinha funcionado.</w:t>
+      </w:r>
+    </w:p>
+    <w:p>
+      <w:r>
+        <w:rPr>
+          <w:color w:val="1F4EB4"/>
+        </w:rPr>
+        <w:t>Na publicação, porém, havia um aviso.</w:t>
+      </w:r>
+    </w:p>
+    <w:p>
+      <w:r>
+        <w:rPr>
+          <w:color w:val="1F4EB4"/>
+        </w:rPr>
+        <w:t>Conteúdo feito com inteligência artificial.</w:t>
+      </w:r>
+    </w:p>
+    <w:p>
+      <w:r>
+        <w:rPr>
+          <w:color w:val="1F4EB4"/>
+        </w:rPr>
+        <w:t>O Lito que falava sem esforço naquele vídeo nunca existiu. Tinha sido criado por uma máquina. Enquanto isso, o Lito real estava num leito de hospital, com a doença avançando, a três dias do fim.</w:t>
       </w:r>
     </w:p>
     <w:p>
@@ -1319,7 +1903,7 @@
         <w:rPr>
           <w:color w:val="000000"/>
         </w:rPr>
-        <w:t>Do outro lado da tela, milhões de brasileiros esperavam um milagre.</w:t>
+        <w:t>Lembra do vídeo de quatro de setembro? Aquele em que ele apareceu com a fala lenta e o corpo com espasmos?</w:t>
       </w:r>
     </w:p>
     <w:p>
@@ -1327,23 +1911,47 @@
         <w:rPr>
           <w:color w:val="000000"/>
         </w:rPr>
-        <w:t>E foi exatamente esse desejo por um milagre que abriu a porta para o lado mais sombrio dessa história.</w:t>
-      </w:r>
-    </w:p>
-    <w:p>
-      <w:r>
-        <w:rPr>
-          <w:color w:val="1F4EB4"/>
-        </w:rPr>
-        <w:t>Enquanto a família esperava o remédio fazer efeito, a internet começou a atacar. E o alvo passou a ser a mulher que não saía do lado dele.</w:t>
-      </w:r>
-    </w:p>
-    <w:p>
-      <w:r>
-        <w:rPr>
-          <w:color w:val="1F4EB4"/>
-        </w:rPr>
-        <w:t>Nos dias seguintes, ainda ia circular uma notícia falsa que fez muita gente comemorar. E um vídeo com o rosto e a voz de Lito, que ele nunca gravou.</w:t>
+        <w:t>Vinte e quatro dias separavam os dois vídeos. Num deles estava o Lito de verdade, lutando para falar. No outro, uma imagem perfeita, fabricada.</w:t>
+      </w:r>
+    </w:p>
+    <w:p>
+      <w:r>
+        <w:rPr>
+          <w:color w:val="000000"/>
+        </w:rPr>
+        <w:t>A reação dividiu os fãs.</w:t>
+      </w:r>
+    </w:p>
+    <w:p>
+      <w:r>
+        <w:rPr>
+          <w:color w:val="000000"/>
+        </w:rPr>
+        <w:t>Uma parte achou bonito. Viu no vídeo uma forma de manter Lito presente no mundo que ele amava.</w:t>
+      </w:r>
+    </w:p>
+    <w:p>
+      <w:r>
+        <w:rPr>
+          <w:color w:val="000000"/>
+        </w:rPr>
+        <w:t>Outra parte achou desrespeitoso. Disse que usar a imagem digital de um homem tão doente confundia quem não tinha visto o aviso.</w:t>
+      </w:r>
+    </w:p>
+    <w:p>
+      <w:r>
+        <w:rPr>
+          <w:color w:val="000000"/>
+        </w:rPr>
+        <w:t>Não ficou claro se o próprio Lito chegou a participar da decisão de publicar aquele vídeo.</w:t>
+      </w:r>
+    </w:p>
+    <w:p>
+      <w:r>
+        <w:rPr>
+          <w:color w:val="000000"/>
+        </w:rPr>
+        <w:t>O homem que passou a vida explicando ao Brasil a verdade sobre cada queda de avião aparecia agora, nos últimos dias, numa imagem que não era ele.</w:t>
       </w:r>
     </w:p>
     <w:p>
@@ -1351,7 +1959,7 @@
         <w:rPr>
           <w:color w:val="C00000"/>
         </w:rPr>
-        <w:t>O que aconteceu com Mila nas semanas seguintes mostra até onde as pessoas são capazes de ir quando estão do outro lado de uma tela. E a frase que ela disse, no meio desse ataque, fez muita gente perder a cabeça.</w:t>
+        <w:t>Três dias depois daquele vídeo feito por uma máquina, o perfil de Lito publicou outro. Dessa vez, quem falava era Mila. E o Brasil entendeu na hora o que tinha acontecido.</w:t>
       </w:r>
     </w:p>
     <w:p>
@@ -1359,7 +1967,7 @@
         <w:rPr>
           <w:color w:val="000000"/>
         </w:rPr>
-        <w:t>Por volta de vinte e um de setembro.</w:t>
+        <w:t>Quinta-feira, primeiro de outubro de dois mil e vinte e seis.</w:t>
       </w:r>
     </w:p>
     <w:p>
@@ -1367,7 +1975,7 @@
         <w:rPr>
           <w:color w:val="000000"/>
         </w:rPr>
-        <w:t>Nove dias depois da primeira dose.</w:t>
+        <w:t>Quarenta e um dias depois daquele vídeo em que Mila contou ao Brasil o nome da doença.</w:t>
       </w:r>
     </w:p>
     <w:p>
@@ -1375,7 +1983,7 @@
         <w:rPr>
           <w:color w:val="000000"/>
         </w:rPr>
-        <w:t>Mila apareceu nas redes com um anúncio que pegou muita gente de surpresa.</w:t>
+        <w:t>Dezenove dias depois da primeira dose.</w:t>
       </w:r>
     </w:p>
     <w:p>
@@ -1383,7 +1991,7 @@
         <w:rPr>
           <w:color w:val="000000"/>
         </w:rPr>
-        <w:t>Ia vender o carro da família.</w:t>
+        <w:t>Lito Sousa morreu aos cinquenta e nove anos.</w:t>
       </w:r>
     </w:p>
     <w:p>
@@ -1391,7 +1999,7 @@
         <w:rPr>
           <w:color w:val="000000"/>
         </w:rPr>
-        <w:t>Ela explicou que o dinheiro ia ajudar a pagar o tratamento do marido. Que preferia fazer isso a recorrer a rifas ou campanhas. Diante da nova realidade da família, o carro tinha deixado de ser prioridade.</w:t>
+        <w:t>A notícia veio pelo próprio perfil dele. Num vídeo narrado pela esposa.</w:t>
       </w:r>
     </w:p>
     <w:p>
@@ -1399,7 +2007,7 @@
         <w:rPr>
           <w:color w:val="000000"/>
         </w:rPr>
-        <w:t>Um carro anunciado à venda. Poucos meses antes, aquela família fazia planos para o aniversário de sessenta anos de Lito.</w:t>
+        <w:t>Para entender o peso daquele vídeo, é preciso juntar tudo o que aconteceu nesses quarenta e um dias.</w:t>
       </w:r>
     </w:p>
     <w:p>
@@ -1407,7 +2015,7 @@
         <w:rPr>
           <w:color w:val="000000"/>
         </w:rPr>
-        <w:t>Era um gesto simples. E, para muita gente, foi um gesto bonito.</w:t>
+        <w:t>Em julho, Lito apareceu diante da câmera com a voz calma de sempre. Contou do câncer e falou, quase de passagem, de um braço que estava dormente. Disse que estava em manutenção, não em queda.</w:t>
       </w:r>
     </w:p>
     <w:p>
@@ -1415,7 +2023,71 @@
         <w:rPr>
           <w:color w:val="000000"/>
         </w:rPr>
-        <w:t>Mas uma parte da internet enxergou outra coisa.</w:t>
+        <w:t>Aquele braço era o primeiro sinal. O mecânico que passou trinta anos procurando a primeira falha nos aviões mostrou a própria falha ao país inteiro sem saber o que ela era.</w:t>
+      </w:r>
+    </w:p>
+    <w:p>
+      <w:r>
+        <w:rPr>
+          <w:color w:val="000000"/>
+        </w:rPr>
+        <w:t>Em agosto, a esposa escreveu nos comentários de uma empresa estrangeira que precisava salvar o amor da vida dela. As portas foram se fechando. A de Harvard só ia abrir no dia vinte de outubro.</w:t>
+      </w:r>
+    </w:p>
+    <w:p>
+      <w:r>
+        <w:rPr>
+          <w:color w:val="000000"/>
+        </w:rPr>
+        <w:t>Dezenove dias depois de primeiro de outubro.</w:t>
+      </w:r>
+    </w:p>
+    <w:p>
+      <w:r>
+        <w:rPr>
+          <w:color w:val="000000"/>
+        </w:rPr>
+        <w:t>Lito não chegou até ela.</w:t>
+      </w:r>
+    </w:p>
+    <w:p>
+      <w:r>
+        <w:rPr>
+          <w:color w:val="000000"/>
+        </w:rPr>
+        <w:t>Em setembro, já em casa, ele disse que ia ser o primeiro a controlar aquela doença no mundo.</w:t>
+      </w:r>
+    </w:p>
+    <w:p>
+      <w:r>
+        <w:rPr>
+          <w:color w:val="000000"/>
+        </w:rPr>
+        <w:t>Metade dessa frase se cumpriu. Lito foi, de fato, o primeiro ser humano do mundo a receber aquele remédio. Uma caixa que atravessou o continente e cruzou o céu de São Paulo de helicóptero.</w:t>
+      </w:r>
+    </w:p>
+    <w:p>
+      <w:r>
+        <w:rPr>
+          <w:color w:val="000000"/>
+        </w:rPr>
+        <w:t>A outra metade, a de controlar a doença, não teve tempo de acontecer.</w:t>
+      </w:r>
+    </w:p>
+    <w:p>
+      <w:r>
+        <w:rPr>
+          <w:color w:val="000000"/>
+        </w:rPr>
+        <w:t>Enquanto isso, a mulher que não saía do lado dele vendia o carro e era atacada por admitir que estava exausta.</w:t>
+      </w:r>
+    </w:p>
+    <w:p>
+      <w:r>
+        <w:rPr>
+          <w:color w:val="000000"/>
+        </w:rPr>
+        <w:t>E, três dias antes do fim, um vídeo feito por uma máquina mostrava ao público um Lito saudável, que já não existia.</w:t>
       </w:r>
     </w:p>
     <w:p>
@@ -1423,7 +2095,7 @@
         <w:rPr>
           <w:color w:val="C00000"/>
         </w:rPr>
-        <w:t>E o que essa parte da internet fez com aquele anúncio é uma das coisas mais sujas dessa história inteira. Porque, em vez de ajudar, muita gente resolveu vasculhar o bolso de uma família em desespero.</w:t>
+        <w:t>Tudo isso desemboca num único vídeo. O vídeo que Mila gravou para se despedir do marido. E ali está a frase que fez o Brasil inteiro chorar.</w:t>
       </w:r>
     </w:p>
     <w:p>
@@ -1431,7 +2103,7 @@
         <w:rPr>
           <w:color w:val="000000"/>
         </w:rPr>
-        <w:t>Começou a circular um boato.</w:t>
+        <w:t>Mila começa falando do homem que os fãs conheciam. E do homem que só ela conhecia.</w:t>
       </w:r>
     </w:p>
     <w:p>
@@ -1439,7 +2111,7 @@
         <w:rPr>
           <w:color w:val="000000"/>
         </w:rPr>
-        <w:t>Lito seria dono de um relógio de setecentos mil reais.</w:t>
+        <w:t>"Por mais de quinze anos, vocês conheceram o Lito do Aviões e Músicas. Eu conheci o Lito pai do Malone, meu marido, o filho de Teresinha e Sebastião, irmão de cinco, amigo leal, homem trabalhador e o ser humano mais íntegro que eu já conheci."</w:t>
       </w:r>
     </w:p>
     <w:p>
@@ -1447,7 +2119,7 @@
         <w:rPr>
           <w:color w:val="000000"/>
         </w:rPr>
-        <w:t>Nenhuma foto do tal relógio apareceu. Mesmo assim, os comentários se multiplicaram.</w:t>
+        <w:t>Ela lembra do medo que tinha. Mila tinha muito medo de voar. O homem que passou a vida tirando o medo dos outros tirou o dela também.</w:t>
       </w:r>
     </w:p>
     <w:p>
@@ -1455,7 +2127,7 @@
         <w:rPr>
           <w:color w:val="000000"/>
         </w:rPr>
-        <w:t>Diziam que a família tinha dinheiro de sobra. Que, com tanto dinheiro, tudo ficava mais fácil.</w:t>
+        <w:t>"Eu, com muito medo de voar, você, com toda a sua sabedoria, me deu mais do que um próximo destino, me deu um novo caminho pela imensidão do céu."</w:t>
       </w:r>
     </w:p>
     <w:p>
@@ -1463,7 +2135,7 @@
         <w:rPr>
           <w:color w:val="000000"/>
         </w:rPr>
-        <w:t>Mila precisou parar o que estava fazendo para desmentir.</w:t>
+        <w:t>Lembra do começo, quando os dois não tinham quase nada.</w:t>
       </w:r>
     </w:p>
     <w:p>
@@ -1471,7 +2143,7 @@
         <w:rPr>
           <w:color w:val="000000"/>
         </w:rPr>
-        <w:t>Disse que o marido nunca teve nenhum perfil ligado a luxo ou ostentação.</w:t>
+        <w:t>"Começamos com nada, comemos pizza no chão da sala, construímos tijolo por tijolo."</w:t>
       </w:r>
     </w:p>
     <w:p>
@@ -1479,7 +2151,7 @@
         <w:rPr>
           <w:color w:val="000000"/>
         </w:rPr>
-        <w:t>E deixou uma frase que resumia o tamanho do que ela estava vivendo.</w:t>
+        <w:t>E chega no filho.</w:t>
       </w:r>
     </w:p>
     <w:p>
@@ -1487,7 +2159,7 @@
         <w:rPr>
           <w:color w:val="000000"/>
         </w:rPr>
-        <w:t>"Hoje, minha maior moeda de troca é o tempo."</w:t>
+        <w:t>"Mas o nosso maior feito foi o nosso filho, Malone. Um sonho materializado em um amor inigualável."</w:t>
       </w:r>
     </w:p>
     <w:p>
@@ -1495,7 +2167,7 @@
         <w:rPr>
           <w:color w:val="000000"/>
         </w:rPr>
-        <w:t>O tempo.</w:t>
+        <w:t>Malone tem sete anos.</w:t>
       </w:r>
     </w:p>
     <w:p>
@@ -1503,7 +2175,7 @@
         <w:rPr>
           <w:color w:val="000000"/>
         </w:rPr>
-        <w:t>A única coisa que dinheiro nenhum compraria para Lito.</w:t>
+        <w:t>Lembra do plano que Lito contou naquele vídeo de julho? Jogar futebol com o filho. Fazer sessenta anos em janeiro. Faltavam menos de quatro meses para esse aniversário.</w:t>
       </w:r>
     </w:p>
     <w:p>
@@ -1511,7 +2183,7 @@
         <w:rPr>
           <w:color w:val="000000"/>
         </w:rPr>
-        <w:t>Em outra publicação, Mila fez uma confissão.</w:t>
+        <w:t>Mila não esconde que não entende o que aconteceu.</w:t>
       </w:r>
     </w:p>
     <w:p>
@@ -1519,7 +2191,7 @@
         <w:rPr>
           <w:color w:val="000000"/>
         </w:rPr>
-        <w:t>"Trabalhei muito nos últimos anos. Não tinha sábado, domingo ou feriado."</w:t>
+        <w:t>"Eu não sei explicar a sua partida. Talvez ninguém saiba. Mas olhando para a vida que você viveu, eu sei que você cumpriu a sua missão. O Brasil inteiro te ama, porque você deixou a gente mais segura para seguir viagem."</w:t>
       </w:r>
     </w:p>
     <w:p>
@@ -1527,7 +2199,7 @@
         <w:rPr>
           <w:color w:val="000000"/>
         </w:rPr>
-        <w:t>Contou que a doença do marido tinha ensinado a ela uma coisa que ninguém quer aprender desse jeito. Que a vida não avisa quanto tempo vai durar.</w:t>
+        <w:t>E, no fim, ela empresta a voz ao marido. Imagina o que ele diria, se ainda pudesse falar.</w:t>
       </w:r>
     </w:p>
     <w:p>
@@ -1535,15 +2207,7 @@
         <w:rPr>
           <w:color w:val="000000"/>
         </w:rPr>
-        <w:t>"A gente não tem essa previsibilidade."</w:t>
-      </w:r>
-    </w:p>
-    <w:p>
-      <w:r>
-        <w:rPr>
-          <w:color w:val="C00000"/>
-        </w:rPr>
-        <w:t>Imagine trabalhar anos sem folga, achando que um dia ia sobrar tempo para descansar ao lado de quem você ama. E descobrir, num quarto de hospital, que esse dia nunca vai chegar. Era isso que Mila estava contando ao Brasil. E mesmo assim ela ainda ia ser atacada de novo.</w:t>
+        <w:t>"Não chore pela minha partida. Olhe para o céu como quem procura um avião. Ao olhar, eu vou estar lá."</w:t>
       </w:r>
     </w:p>
     <w:p>
@@ -1551,7 +2215,7 @@
         <w:rPr>
           <w:color w:val="000000"/>
         </w:rPr>
-        <w:t>Os médicos tinham alertado Mila sobre uma coisa.</w:t>
+        <w:t>Olhe para o céu como quem procura um avião.</w:t>
       </w:r>
     </w:p>
     <w:p>
@@ -1559,7 +2223,7 @@
         <w:rPr>
           <w:color w:val="000000"/>
         </w:rPr>
-        <w:t>Ela tinha nome.</w:t>
+        <w:t>O homem que passou a vida ensinando o Brasil a olhar para cima sem medo recebeu, na voz da esposa, essa última frase.</w:t>
       </w:r>
     </w:p>
     <w:p>
@@ -1567,7 +2231,7 @@
         <w:rPr>
           <w:color w:val="000000"/>
         </w:rPr>
-        <w:t>Síndrome do cuidador.</w:t>
+        <w:t>Nas horas seguintes, as redes se encheram de homenagens ao homem que tinha ensinado tanta gente a entender um avião.</w:t>
       </w:r>
     </w:p>
     <w:p>
@@ -1575,7 +2239,7 @@
         <w:rPr>
           <w:color w:val="000000"/>
         </w:rPr>
-        <w:t>Acontece quando quem cuida de um doente grave para de dormir, para de comer direito e, aos poucos, adoece também.</w:t>
+        <w:t>O livro que Lito escreveu sobre os aviões do Zaire tinha um título que hoje pesa de outro jeito. "Onde Morrem os Aviões".</w:t>
       </w:r>
     </w:p>
     <w:p>
@@ -1583,679 +2247,7 @@
         <w:rPr>
           <w:color w:val="000000"/>
         </w:rPr>
-        <w:t>Mila vivia indo e voltando do hospital, enquanto cuidava do filho pequeno e do trabalho.</w:t>
-      </w:r>
-    </w:p>
-    <w:p>
-      <w:r>
-        <w:rPr>
-          <w:color w:val="000000"/>
-        </w:rPr>
-        <w:t>Numa publicação, ela falou disso com uma sinceridade que pouca gente esperava.</w:t>
-      </w:r>
-    </w:p>
-    <w:p>
-      <w:r>
-        <w:rPr>
-          <w:color w:val="000000"/>
-        </w:rPr>
-        <w:t>No meio do desabafo, escreveu algo que acendeu a fúria de muita gente.</w:t>
-      </w:r>
-    </w:p>
-    <w:p>
-      <w:r>
-        <w:rPr>
-          <w:color w:val="000000"/>
-        </w:rPr>
-        <w:t>"Eu perdi o direito de adoecer. Até de morrer."</w:t>
-      </w:r>
-    </w:p>
-    <w:p>
-      <w:r>
-        <w:rPr>
-          <w:color w:val="000000"/>
-        </w:rPr>
-        <w:t>As críticas vieram em peso.</w:t>
-      </w:r>
-    </w:p>
-    <w:p>
-      <w:r>
-        <w:rPr>
-          <w:color w:val="000000"/>
-        </w:rPr>
-        <w:t>Parte dos comentários acusou Mila de ingratidão. Outros foram buscar os votos do casamento. Disseram que ela estava reclamando de cuidar do próprio marido.</w:t>
-      </w:r>
-    </w:p>
-    <w:p>
-      <w:r>
-        <w:rPr>
-          <w:color w:val="000000"/>
-        </w:rPr>
-        <w:t>Uma mulher que tinha acabado de anunciar a venda do carro para pagar o tratamento estava sendo julgada por milhares de desconhecidos por admitir que estava exausta.</w:t>
-      </w:r>
-    </w:p>
-    <w:p>
-      <w:r>
-        <w:rPr>
-          <w:color w:val="000000"/>
-        </w:rPr>
-        <w:t>Outra parte das pessoas saiu em defesa dela. Lembrou que Mila tinha virado, de uma hora para outra, a única pessoa a sustentar a casa, cuidar do filho e acompanhar o marido no hospital.</w:t>
-      </w:r>
-    </w:p>
-    <w:p>
-      <w:r>
-        <w:rPr>
-          <w:color w:val="000000"/>
-        </w:rPr>
-        <w:t>Mas o estrago já estava feito.</w:t>
-      </w:r>
-    </w:p>
-    <w:p>
-      <w:r>
-        <w:rPr>
-          <w:color w:val="C00000"/>
-        </w:rPr>
-        <w:t>E o pior ainda nem tinha chegado. Porque, poucos dias depois, alguém espalhou uma notícia que parecia a melhor de todas. E foi exatamente essa notícia que mais machucou a família.</w:t>
-      </w:r>
-    </w:p>
-    <w:p>
-      <w:r>
-        <w:rPr>
-          <w:color w:val="000000"/>
-        </w:rPr>
-        <w:t>Vinte e três de setembro.</w:t>
-      </w:r>
-    </w:p>
-    <w:p>
-      <w:r>
-        <w:rPr>
-          <w:color w:val="000000"/>
-        </w:rPr>
-        <w:t>Onze dias depois da primeira dose.</w:t>
-      </w:r>
-    </w:p>
-    <w:p>
-      <w:r>
-        <w:rPr>
-          <w:color w:val="000000"/>
-        </w:rPr>
-        <w:t>Mila gravou uma atualização.</w:t>
-      </w:r>
-    </w:p>
-    <w:p>
-      <w:r>
-        <w:rPr>
-          <w:color w:val="000000"/>
-        </w:rPr>
-        <w:t>"Por enquanto, não tenho nenhuma notícia com mudanças para trazer para vocês. É algo com que a gente precisa ter muita paciência, porque a velocidade da doença é um ritmo muito grande, e a velocidade do remédio é outro ritmo completamente diferente."</w:t>
-      </w:r>
-    </w:p>
-    <w:p>
-      <w:r>
-        <w:rPr>
-          <w:color w:val="000000"/>
-        </w:rPr>
-        <w:t>Duas velocidades.</w:t>
-      </w:r>
-    </w:p>
-    <w:p>
-      <w:r>
-        <w:rPr>
-          <w:color w:val="000000"/>
-        </w:rPr>
-        <w:t>Lito passou a vida explicando como um avião se mantém no ar. É sempre uma disputa de forças. Se o peso vence a sustentação, o avião não sobe.</w:t>
-      </w:r>
-    </w:p>
-    <w:p>
-      <w:r>
-        <w:rPr>
-          <w:color w:val="000000"/>
-        </w:rPr>
-        <w:t>Agora, dentro do corpo dele, duas forças disputavam o mesmo espaço. E a doença era muito mais rápida.</w:t>
-      </w:r>
-    </w:p>
-    <w:p>
-      <w:r>
-        <w:rPr>
-          <w:color w:val="000000"/>
-        </w:rPr>
-        <w:t>Nos dias seguintes, começou a circular nas redes uma publicação.</w:t>
-      </w:r>
-    </w:p>
-    <w:p>
-      <w:r>
-        <w:rPr>
-          <w:color w:val="000000"/>
-        </w:rPr>
-        <w:t>Dizia que Lito tinha recuperado os movimentos de uma das mãos.</w:t>
-      </w:r>
-    </w:p>
-    <w:p>
-      <w:r>
-        <w:rPr>
-          <w:color w:val="000000"/>
-        </w:rPr>
-        <w:t>A notícia correu entre os fãs. Muitos agradeceram a Deus nos comentários e disseram que o remédio tinha funcionado.</w:t>
-      </w:r>
-    </w:p>
-    <w:p>
-      <w:r>
-        <w:rPr>
-          <w:color w:val="000000"/>
-        </w:rPr>
-        <w:t>Por um momento, muita gente acreditou num milagre.</w:t>
-      </w:r>
-    </w:p>
-    <w:p>
-      <w:r>
-        <w:rPr>
-          <w:color w:val="000000"/>
-        </w:rPr>
-        <w:t>Nada daquilo era verdade.</w:t>
-      </w:r>
-    </w:p>
-    <w:p>
-      <w:r>
-        <w:rPr>
-          <w:color w:val="C00000"/>
-        </w:rPr>
-        <w:t>Pense por um momento no que é estar ao lado de um leito, vendo o marido piorar, e abrir o celular para ler que ele está melhorando. Foi isso que aconteceu com Mila. E a resposta dela foi a mais dura que ela deu em todos esses dias.</w:t>
-      </w:r>
-    </w:p>
-    <w:p>
-      <w:r>
-        <w:rPr>
-          <w:color w:val="1F4EB4"/>
-        </w:rPr>
-        <w:t>Vinte e cinco de setembro.</w:t>
-      </w:r>
-    </w:p>
-    <w:p>
-      <w:r>
-        <w:rPr>
-          <w:color w:val="1F4EB4"/>
-        </w:rPr>
-        <w:t>Mila apareceu nos stories do Instagram. A voz estava embargada.</w:t>
-      </w:r>
-    </w:p>
-    <w:p>
-      <w:r>
-        <w:rPr>
-          <w:color w:val="1F4EB4"/>
-        </w:rPr>
-        <w:t>"Eu não sei quem começa a inventar essas histórias. Eu não falei isso em nenhum momento."</w:t>
-      </w:r>
-    </w:p>
-    <w:p>
-      <w:r>
-        <w:rPr>
-          <w:color w:val="1F4EB4"/>
-        </w:rPr>
-        <w:t>"Dói para a gente que tá aqui como família, vivenciando coisas difíceis, ficar lendo coisas que não são verdadeiras."</w:t>
-      </w:r>
-    </w:p>
-    <w:p>
-      <w:r>
-        <w:rPr>
-          <w:color w:val="1F4EB4"/>
-        </w:rPr>
-        <w:t>E, no fim, disse a frase que derrubou a esperança de muita gente.</w:t>
-      </w:r>
-    </w:p>
-    <w:p>
-      <w:r>
-        <w:rPr>
-          <w:color w:val="1F4EB4"/>
-        </w:rPr>
-        <w:t>"Não tem nenhuma melhora, gente. Zero. A situação continua complicada."</w:t>
-      </w:r>
-    </w:p>
-    <w:p>
-      <w:r>
-        <w:rPr>
-          <w:color w:val="1F4EB4"/>
-        </w:rPr>
-        <w:t>Zero.</w:t>
-      </w:r>
-    </w:p>
-    <w:p>
-      <w:r>
-        <w:rPr>
-          <w:color w:val="1F4EB4"/>
-        </w:rPr>
-        <w:t>Treze dias depois do remédio que ninguém no mundo tinha recebido, a resposta era zero.</w:t>
-      </w:r>
-    </w:p>
-    <w:p>
-      <w:r>
-        <w:rPr>
-          <w:color w:val="1F4EB4"/>
-        </w:rPr>
-        <w:t>Três dias depois desse zero, o perfil de Lito publicou um vídeo novo.</w:t>
-      </w:r>
-    </w:p>
-    <w:p>
-      <w:r>
-        <w:rPr>
-          <w:color w:val="1F4EB4"/>
-        </w:rPr>
-        <w:t>Segunda-feira, vinte e oito de setembro.</w:t>
-      </w:r>
-    </w:p>
-    <w:p>
-      <w:r>
-        <w:rPr>
-          <w:color w:val="1F4EB4"/>
-        </w:rPr>
-        <w:t>O assunto era o Domingo Aéreo, um evento gratuito da Força Aérea Brasileira no Campo de Marte, em São Paulo. Aviões no céu. Famílias inteiras olhando para cima.</w:t>
-      </w:r>
-    </w:p>
-    <w:p>
-      <w:r>
-        <w:rPr>
-          <w:color w:val="1F4EB4"/>
-        </w:rPr>
-        <w:t>O mundo de Lito.</w:t>
-      </w:r>
-    </w:p>
-    <w:p>
-      <w:r>
-        <w:rPr>
-          <w:color w:val="1F4EB4"/>
-        </w:rPr>
-        <w:t>E lá estava ele.</w:t>
-      </w:r>
-    </w:p>
-    <w:p>
-      <w:r>
-        <w:rPr>
-          <w:color w:val="1F4EB4"/>
-        </w:rPr>
-        <w:t>Falando com a voz firme. Com o rosto tranquilo de sempre. Perguntando aos seguidores quem tinha ido ao evento e qual tinha sido o momento mais empolgante.</w:t>
-      </w:r>
-    </w:p>
-    <w:p>
-      <w:r>
-        <w:rPr>
-          <w:color w:val="1F4EB4"/>
-        </w:rPr>
-        <w:t>Por alguns segundos, muita gente achou que estava vendo o milagre que a notícia falsa tinha prometido. Alguns comentários comemoraram. Outros perguntaram se o remédio tinha funcionado.</w:t>
-      </w:r>
-    </w:p>
-    <w:p>
-      <w:r>
-        <w:rPr>
-          <w:color w:val="1F4EB4"/>
-        </w:rPr>
-        <w:t>Na publicação, porém, havia um aviso.</w:t>
-      </w:r>
-    </w:p>
-    <w:p>
-      <w:r>
-        <w:rPr>
-          <w:color w:val="1F4EB4"/>
-        </w:rPr>
-        <w:t>Conteúdo feito com inteligência artificial.</w:t>
-      </w:r>
-    </w:p>
-    <w:p>
-      <w:r>
-        <w:rPr>
-          <w:color w:val="1F4EB4"/>
-        </w:rPr>
-        <w:t>O Lito que falava sem esforço naquele vídeo nunca existiu. Tinha sido criado por uma máquina. Enquanto isso, o Lito real estava num leito de hospital, com a doença avançando, a três dias do fim.</w:t>
-      </w:r>
-    </w:p>
-    <w:p>
-      <w:r>
-        <w:rPr>
-          <w:color w:val="000000"/>
-        </w:rPr>
-        <w:t>Lembra do vídeo de quatro de setembro? Aquele em que ele apareceu com a fala lenta e o corpo com espasmos?</w:t>
-      </w:r>
-    </w:p>
-    <w:p>
-      <w:r>
-        <w:rPr>
-          <w:color w:val="000000"/>
-        </w:rPr>
-        <w:t>Vinte e quatro dias separavam os dois vídeos. Num deles estava o Lito de verdade, lutando para falar. No outro, uma imagem perfeita, fabricada.</w:t>
-      </w:r>
-    </w:p>
-    <w:p>
-      <w:r>
-        <w:rPr>
-          <w:color w:val="000000"/>
-        </w:rPr>
-        <w:t>A reação dividiu os fãs.</w:t>
-      </w:r>
-    </w:p>
-    <w:p>
-      <w:r>
-        <w:rPr>
-          <w:color w:val="000000"/>
-        </w:rPr>
-        <w:t>Uma parte achou bonito. Viu no vídeo uma forma de manter Lito presente no mundo que ele amava.</w:t>
-      </w:r>
-    </w:p>
-    <w:p>
-      <w:r>
-        <w:rPr>
-          <w:color w:val="000000"/>
-        </w:rPr>
-        <w:t>Outra parte achou desrespeitoso. Disse que usar a imagem digital de um homem tão doente confundia quem não tinha visto o aviso.</w:t>
-      </w:r>
-    </w:p>
-    <w:p>
-      <w:r>
-        <w:rPr>
-          <w:color w:val="000000"/>
-        </w:rPr>
-        <w:t>Não ficou claro se o próprio Lito chegou a participar da decisão de publicar aquele vídeo.</w:t>
-      </w:r>
-    </w:p>
-    <w:p>
-      <w:r>
-        <w:rPr>
-          <w:color w:val="000000"/>
-        </w:rPr>
-        <w:t>O homem que passou a vida explicando ao Brasil a verdade sobre cada queda de avião aparecia agora, nos últimos dias, numa imagem que não era ele.</w:t>
-      </w:r>
-    </w:p>
-    <w:p>
-      <w:r>
-        <w:rPr>
-          <w:color w:val="C00000"/>
-        </w:rPr>
-        <w:t>Três dias depois daquele vídeo feito por uma máquina, o perfil de Lito publicou outro. Dessa vez, quem falava era Mila. E o Brasil entendeu na hora o que tinha acontecido.</w:t>
-      </w:r>
-    </w:p>
-    <w:p>
-      <w:r>
-        <w:rPr>
-          <w:color w:val="000000"/>
-        </w:rPr>
-        <w:t>Quinta-feira, primeiro de outubro de dois mil e vinte e seis.</w:t>
-      </w:r>
-    </w:p>
-    <w:p>
-      <w:r>
-        <w:rPr>
-          <w:color w:val="000000"/>
-        </w:rPr>
-        <w:t>Quarenta e um dias depois daquele vídeo em que Mila contou ao Brasil o nome da doença.</w:t>
-      </w:r>
-    </w:p>
-    <w:p>
-      <w:r>
-        <w:rPr>
-          <w:color w:val="000000"/>
-        </w:rPr>
-        <w:t>Dezenove dias depois da primeira dose.</w:t>
-      </w:r>
-    </w:p>
-    <w:p>
-      <w:r>
-        <w:rPr>
-          <w:color w:val="000000"/>
-        </w:rPr>
-        <w:t>Lito Sousa morreu aos cinquenta e nove anos.</w:t>
-      </w:r>
-    </w:p>
-    <w:p>
-      <w:r>
-        <w:rPr>
-          <w:color w:val="000000"/>
-        </w:rPr>
-        <w:t>A notícia veio pelo próprio perfil dele. Num vídeo narrado pela esposa.</w:t>
-      </w:r>
-    </w:p>
-    <w:p>
-      <w:r>
-        <w:rPr>
-          <w:color w:val="000000"/>
-        </w:rPr>
-        <w:t>Para entender o peso daquele vídeo, é preciso juntar tudo o que aconteceu nesses quarenta e um dias.</w:t>
-      </w:r>
-    </w:p>
-    <w:p>
-      <w:r>
-        <w:rPr>
-          <w:color w:val="000000"/>
-        </w:rPr>
-        <w:t>Em julho, Lito apareceu diante da câmera com a voz calma de sempre. Contou do câncer e falou, quase de passagem, de um braço que estava dormente. Disse que estava em manutenção, não em queda.</w:t>
-      </w:r>
-    </w:p>
-    <w:p>
-      <w:r>
-        <w:rPr>
-          <w:color w:val="000000"/>
-        </w:rPr>
-        <w:t>Aquele braço era o primeiro sinal. O mecânico que passou trinta anos procurando a primeira falha nos aviões mostrou a própria falha ao país inteiro sem saber o que ela era.</w:t>
-      </w:r>
-    </w:p>
-    <w:p>
-      <w:r>
-        <w:rPr>
-          <w:color w:val="000000"/>
-        </w:rPr>
-        <w:t>Em agosto, a esposa escreveu nos comentários de uma empresa estrangeira que precisava salvar o amor da vida dela. As portas foram se fechando. A de Harvard só ia abrir no dia vinte de outubro.</w:t>
-      </w:r>
-    </w:p>
-    <w:p>
-      <w:r>
-        <w:rPr>
-          <w:color w:val="000000"/>
-        </w:rPr>
-        <w:t>Dezenove dias depois de primeiro de outubro.</w:t>
-      </w:r>
-    </w:p>
-    <w:p>
-      <w:r>
-        <w:rPr>
-          <w:color w:val="000000"/>
-        </w:rPr>
-        <w:t>Lito não chegou até ela.</w:t>
-      </w:r>
-    </w:p>
-    <w:p>
-      <w:r>
-        <w:rPr>
-          <w:color w:val="000000"/>
-        </w:rPr>
-        <w:t>Em setembro, já em casa, ele disse que ia ser o primeiro a controlar aquela doença no mundo.</w:t>
-      </w:r>
-    </w:p>
-    <w:p>
-      <w:r>
-        <w:rPr>
-          <w:color w:val="000000"/>
-        </w:rPr>
-        <w:t>Metade dessa frase se cumpriu. Lito foi, de fato, o primeiro ser humano do mundo a receber aquele remédio. Uma caixa que atravessou o continente e cruzou o céu de São Paulo de helicóptero.</w:t>
-      </w:r>
-    </w:p>
-    <w:p>
-      <w:r>
-        <w:rPr>
-          <w:color w:val="000000"/>
-        </w:rPr>
-        <w:t>A outra metade, a de controlar a doença, não teve tempo de acontecer.</w:t>
-      </w:r>
-    </w:p>
-    <w:p>
-      <w:r>
-        <w:rPr>
-          <w:color w:val="000000"/>
-        </w:rPr>
-        <w:t>Enquanto isso, a mulher que não saía do lado dele vendia o carro e era atacada por admitir que estava exausta.</w:t>
-      </w:r>
-    </w:p>
-    <w:p>
-      <w:r>
-        <w:rPr>
-          <w:color w:val="000000"/>
-        </w:rPr>
-        <w:t>E, três dias antes do fim, um vídeo feito por uma máquina mostrava ao público um Lito saudável, que já não existia.</w:t>
-      </w:r>
-    </w:p>
-    <w:p>
-      <w:r>
-        <w:rPr>
-          <w:color w:val="C00000"/>
-        </w:rPr>
-        <w:t>Tudo isso desemboca num único vídeo. O vídeo que Mila gravou para se despedir do marido. E ali está a frase que fez o Brasil inteiro chorar.</w:t>
-      </w:r>
-    </w:p>
-    <w:p>
-      <w:r>
-        <w:rPr>
-          <w:color w:val="000000"/>
-        </w:rPr>
-        <w:t>Mila começa falando do homem que os fãs conheciam. E do homem que só ela conhecia.</w:t>
-      </w:r>
-    </w:p>
-    <w:p>
-      <w:r>
-        <w:rPr>
-          <w:color w:val="000000"/>
-        </w:rPr>
-        <w:t>"Por mais de quinze anos, vocês conheceram o Lito do Aviões e Músicas. Eu conheci o Lito pai do Malone, meu marido, o filho de Teresinha e Sebastião, irmão de cinco, amigo leal, homem trabalhador e o ser humano mais íntegro que eu já conheci."</w:t>
-      </w:r>
-    </w:p>
-    <w:p>
-      <w:r>
-        <w:rPr>
-          <w:color w:val="000000"/>
-        </w:rPr>
-        <w:t>Ela lembra do medo que tinha. Mila tinha muito medo de voar. O homem que passou a vida tirando o medo dos outros tirou o dela também.</w:t>
-      </w:r>
-    </w:p>
-    <w:p>
-      <w:r>
-        <w:rPr>
-          <w:color w:val="000000"/>
-        </w:rPr>
-        <w:t>"Eu, com muito medo de voar, você, com toda a sua sabedoria, me deu mais do que um próximo destino, me deu um novo caminho pela imensidão do céu."</w:t>
-      </w:r>
-    </w:p>
-    <w:p>
-      <w:r>
-        <w:rPr>
-          <w:color w:val="000000"/>
-        </w:rPr>
-        <w:t>Lembra do começo, quando os dois não tinham quase nada.</w:t>
-      </w:r>
-    </w:p>
-    <w:p>
-      <w:r>
-        <w:rPr>
-          <w:color w:val="000000"/>
-        </w:rPr>
-        <w:t>"Começamos com nada, comemos pizza no chão da sala, construímos tijolo por tijolo."</w:t>
-      </w:r>
-    </w:p>
-    <w:p>
-      <w:r>
-        <w:rPr>
-          <w:color w:val="000000"/>
-        </w:rPr>
-        <w:t>E chega no filho.</w:t>
-      </w:r>
-    </w:p>
-    <w:p>
-      <w:r>
-        <w:rPr>
-          <w:color w:val="000000"/>
-        </w:rPr>
-        <w:t>"Mas o nosso maior feito foi o nosso filho, Malone. Um sonho materializado em um amor inigualável."</w:t>
-      </w:r>
-    </w:p>
-    <w:p>
-      <w:r>
-        <w:rPr>
-          <w:color w:val="000000"/>
-        </w:rPr>
-        <w:t>Malone tem sete anos.</w:t>
-      </w:r>
-    </w:p>
-    <w:p>
-      <w:r>
-        <w:rPr>
-          <w:color w:val="000000"/>
-        </w:rPr>
-        <w:t>Lembra do plano que Lito contou naquele vídeo de julho? Jogar futebol com o filho. Fazer sessenta anos em janeiro. Faltavam menos de quatro meses para esse aniversário.</w:t>
-      </w:r>
-    </w:p>
-    <w:p>
-      <w:r>
-        <w:rPr>
-          <w:color w:val="000000"/>
-        </w:rPr>
-        <w:t>Mila não esconde que não entende o que aconteceu.</w:t>
-      </w:r>
-    </w:p>
-    <w:p>
-      <w:r>
-        <w:rPr>
-          <w:color w:val="000000"/>
-        </w:rPr>
-        <w:t>"Eu não sei explicar a sua partida. Talvez ninguém saiba. Mas olhando para a vida que você viveu, eu sei que você cumpriu a sua missão. O Brasil inteiro te ama, porque você deixou a gente mais segura para seguir viagem."</w:t>
-      </w:r>
-    </w:p>
-    <w:p>
-      <w:r>
-        <w:rPr>
-          <w:color w:val="000000"/>
-        </w:rPr>
-        <w:t>E, no fim, ela empresta a voz ao marido. Imagina o que ele diria, se ainda pudesse falar.</w:t>
-      </w:r>
-    </w:p>
-    <w:p>
-      <w:r>
-        <w:rPr>
-          <w:color w:val="000000"/>
-        </w:rPr>
-        <w:t>"Não chore pela minha partida. Olhe para o céu como quem procura um avião. Ao olhar, eu vou estar lá."</w:t>
-      </w:r>
-    </w:p>
-    <w:p>
-      <w:r>
-        <w:rPr>
-          <w:color w:val="000000"/>
-        </w:rPr>
-        <w:t>Olhe para o céu como quem procura um avião.</w:t>
-      </w:r>
-    </w:p>
-    <w:p>
-      <w:r>
-        <w:rPr>
-          <w:color w:val="000000"/>
-        </w:rPr>
-        <w:t>O homem que passou a vida ensinando o Brasil a olhar para cima sem medo recebeu, na voz da esposa, essa última frase.</w:t>
-      </w:r>
-    </w:p>
-    <w:p>
-      <w:r>
-        <w:rPr>
-          <w:color w:val="000000"/>
-        </w:rPr>
-        <w:t>Nas horas seguintes, as redes se encheram de homenagens ao homem que tinha ensinado tanta gente a entender um avião.</w:t>
-      </w:r>
-    </w:p>
-    <w:p>
-      <w:r>
-        <w:rPr>
-          <w:color w:val="000000"/>
-        </w:rPr>
-        <w:t>O livro que Lito escreveu sobre os aviões do Zaire tinha um título que hoje pesa de outro jeito. "Onde Morrem os Aviões".</w:t>
-      </w:r>
-    </w:p>
-    <w:p>
-      <w:r>
-        <w:rPr>
-          <w:color w:val="000000"/>
-        </w:rPr>
-        <w:t>Ele passou a vida estudando como as máquinas chegam ao fim. Explicou cada queda com calma, sem culpar ninguém antes da hora, olhando para a corrente de pequenas falhas que leva uma tragédia a acontecer.</w:t>
+        <w:t>Ele passou a vida estudando como as máquinas chegam ao fim. Explicou cada queda com calma, olhando para a corrente de pequenas falhas que leva uma tragédia a acontecer.</w:t>
       </w:r>
     </w:p>
     <w:p>
